--- a/backend/apps/documents/docx_templates/1-合同模板/补充协议.docx
+++ b/backend/apps/documents/docx_templates/1-合同模板/补充协议.docx
@@ -16,6 +16,8 @@
           <w:lang w:val="en-US" w:eastAsia="zh-CN"/>
         </w:rPr>
       </w:pPr>
+      <w:bookmarkStart w:id="1" w:name="_GoBack"/>
+      <w:bookmarkEnd w:id="1"/>
     </w:p>
     <w:p>
       <w:pPr>
@@ -673,7 +675,6 @@
                 <w:lang w:val="en-US" w:eastAsia="zh-CN"/>
               </w:rPr>
             </w:pPr>
-            <w:bookmarkStart w:id="1" w:name="_GoBack" w:colFirst="0" w:colLast="1"/>
             <w:r>
               <w:rPr>
                 <w:rFonts w:hint="eastAsia" w:ascii="宋体" w:hAnsi="宋体" w:cs="宋体"/>
@@ -816,7 +817,6 @@
           </w:p>
         </w:tc>
       </w:tr>
-      <w:bookmarkEnd w:id="1"/>
     </w:tbl>
     <w:p>
       <w:pPr>
@@ -827,7 +827,8 @@
       </w:pPr>
     </w:p>
     <w:sectPr>
-      <w:footerReference r:id="rId3" w:type="default"/>
+      <w:headerReference r:id="rId3" w:type="default"/>
+      <w:footerReference r:id="rId4" w:type="default"/>
       <w:pgSz w:w="11906" w:h="16838"/>
       <w:pgMar w:top="1440" w:right="1080" w:bottom="1440" w:left="1080" w:header="851" w:footer="992" w:gutter="0"/>
       <w:pgNumType w:fmt="decimal"/>
@@ -980,6 +981,68 @@
 </w:ftr>
 </file>
 
+<file path=word/header1.xml><?xml version="1.0" encoding="utf-8"?>
+<w:hdr xmlns:wpc="http://schemas.microsoft.com/office/word/2010/wordprocessingCanvas" xmlns:mc="http://schemas.openxmlformats.org/markup-compatibility/2006" xmlns:o="urn:schemas-microsoft-com:office:office" xmlns:r="http://schemas.openxmlformats.org/officeDocument/2006/relationships" xmlns:m="http://schemas.openxmlformats.org/officeDocument/2006/math" xmlns:v="urn:schemas-microsoft-com:vml" xmlns:wp14="http://schemas.microsoft.com/office/word/2010/wordprocessingDrawing" xmlns:wp="http://schemas.openxmlformats.org/drawingml/2006/wordprocessingDrawing" xmlns:w10="urn:schemas-microsoft-com:office:word" xmlns:w="http://schemas.openxmlformats.org/wordprocessingml/2006/main" xmlns:w14="http://schemas.microsoft.com/office/word/2010/wordml" xmlns:w15="http://schemas.microsoft.com/office/word/2012/wordml" xmlns:wpg="http://schemas.microsoft.com/office/word/2010/wordprocessingGroup" xmlns:wpi="http://schemas.microsoft.com/office/word/2010/wordprocessingInk" xmlns:wne="http://schemas.microsoft.com/office/word/2006/wordml" xmlns:wps="http://schemas.microsoft.com/office/word/2010/wordprocessingShape" xmlns:wpsCustomData="http://www.wps.cn/officeDocument/2013/wpsCustomData" mc:Ignorable="w14 w15 wp14">
+  <w:p>
+    <w:pPr>
+      <w:pStyle w:val="3"/>
+    </w:pPr>
+    <w:ins w:id="0" w:author="Lawyer" w:date="2026-02-23T15:04:56Z">
+      <w:r>
+        <w:rPr/>
+        <w:drawing>
+          <wp:inline distT="0" distB="0" distL="0" distR="0">
+            <wp:extent cx="6120130" cy="515620"/>
+            <wp:effectExtent l="0" t="0" r="1270" b="17780"/>
+            <wp:docPr id="5" name="图片 5"/>
+            <wp:cNvGraphicFramePr>
+              <a:graphicFrameLocks xmlns:a="http://schemas.openxmlformats.org/drawingml/2006/main" noChangeAspect="1"/>
+            </wp:cNvGraphicFramePr>
+            <a:graphic xmlns:a="http://schemas.openxmlformats.org/drawingml/2006/main">
+              <a:graphicData uri="http://schemas.openxmlformats.org/drawingml/2006/picture">
+                <pic:pic xmlns:pic="http://schemas.openxmlformats.org/drawingml/2006/picture">
+                  <pic:nvPicPr>
+                    <pic:cNvPr id="5" name="图片 5"/>
+                    <pic:cNvPicPr>
+                      <a:picLocks noChangeAspect="1"/>
+                    </pic:cNvPicPr>
+                  </pic:nvPicPr>
+                  <pic:blipFill>
+                    <a:blip r:embed="rId1">
+                      <a:extLst>
+                        <a:ext uri="{28A0092B-C50C-407E-A947-70E740481C1C}">
+                          <a14:useLocalDpi xmlns:a14="http://schemas.microsoft.com/office/drawing/2010/main" val="0"/>
+                        </a:ext>
+                      </a:extLst>
+                    </a:blip>
+                    <a:srcRect t="1749" b="1749"/>
+                    <a:stretch>
+                      <a:fillRect/>
+                    </a:stretch>
+                  </pic:blipFill>
+                  <pic:spPr>
+                    <a:xfrm>
+                      <a:off x="0" y="0"/>
+                      <a:ext cx="6120130" cy="515620"/>
+                    </a:xfrm>
+                    <a:prstGeom prst="rect">
+                      <a:avLst/>
+                    </a:prstGeom>
+                    <a:ln>
+                      <a:noFill/>
+                    </a:ln>
+                  </pic:spPr>
+                </pic:pic>
+              </a:graphicData>
+            </a:graphic>
+          </wp:inline>
+        </w:drawing>
+      </w:r>
+    </w:ins>
+  </w:p>
+</w:hdr>
+</file>
+
 <file path=word/numbering.xml><?xml version="1.0" encoding="utf-8"?>
 <w:numbering xmlns:wpc="http://schemas.microsoft.com/office/word/2010/wordprocessingCanvas" xmlns:mc="http://schemas.openxmlformats.org/markup-compatibility/2006" xmlns:o="urn:schemas-microsoft-com:office:office" xmlns:r="http://schemas.openxmlformats.org/officeDocument/2006/relationships" xmlns:m="http://schemas.openxmlformats.org/officeDocument/2006/math" xmlns:v="urn:schemas-microsoft-com:vml" xmlns:wp14="http://schemas.microsoft.com/office/word/2010/wordprocessingDrawing" xmlns:wp="http://schemas.openxmlformats.org/drawingml/2006/wordprocessingDrawing" xmlns:w10="urn:schemas-microsoft-com:office:word" xmlns:w="http://schemas.openxmlformats.org/wordprocessingml/2006/main" xmlns:w14="http://schemas.microsoft.com/office/word/2010/wordml" xmlns:wpg="http://schemas.microsoft.com/office/word/2010/wordprocessingGroup" xmlns:wpi="http://schemas.microsoft.com/office/word/2010/wordprocessingInk" xmlns:wne="http://schemas.microsoft.com/office/word/2006/wordml" xmlns:wps="http://schemas.microsoft.com/office/word/2010/wordprocessingShape" xmlns:wpsCustomData="http://www.wps.cn/officeDocument/2013/wpsCustomData" mc:Ignorable="w14 wp14">
   <w:abstractNum w:abstractNumId="0">
@@ -1108,6 +1171,14 @@
     <w:abstractNumId w:val="0"/>
   </w:num>
 </w:numbering>
+</file>
+
+<file path=word/people.xml><?xml version="1.0" encoding="utf-8"?>
+<w15:people xmlns:wpc="http://schemas.microsoft.com/office/word/2010/wordprocessingCanvas" xmlns:mc="http://schemas.openxmlformats.org/markup-compatibility/2006" xmlns:o="urn:schemas-microsoft-com:office:office" xmlns:r="http://schemas.openxmlformats.org/officeDocument/2006/relationships" xmlns:m="http://schemas.openxmlformats.org/officeDocument/2006/math" xmlns:v="urn:schemas-microsoft-com:vml" xmlns:wp14="http://schemas.microsoft.com/office/word/2010/wordprocessingDrawing" xmlns:wp="http://schemas.openxmlformats.org/drawingml/2006/wordprocessingDrawing" xmlns:w="http://schemas.openxmlformats.org/wordprocessingml/2006/main" xmlns:w14="http://schemas.microsoft.com/office/word/2010/wordml" xmlns:w15="http://schemas.microsoft.com/office/word/2012/wordml" xmlns:w10="urn:schemas-microsoft-com:office:word" xmlns:wpg="http://schemas.microsoft.com/office/word/2010/wordprocessingGroup" xmlns:wpi="http://schemas.microsoft.com/office/word/2010/wordprocessingInk" xmlns:wne="http://schemas.microsoft.com/office/word/2006/wordml" xmlns:wps="http://schemas.microsoft.com/office/word/2010/wordprocessingShape" xmlns:wpsCustomData="http://www.wps.cn/officeDocument/2013/wpsCustomData" mc:Ignorable="w14 w15 wp14">
+  <w15:person w15:author="Lawyer">
+    <w15:presenceInfo w15:providerId="None" w15:userId="Lawyer"/>
+  </w15:person>
+</w15:people>
 </file>
 
 <file path=word/styles.xml><?xml version="1.0" encoding="utf-8"?>

--- a/backend/apps/documents/docx_templates/1-合同模板/补充协议.docx
+++ b/backend/apps/documents/docx_templates/1-合同模板/补充协议.docx
@@ -16,8 +16,6 @@
           <w:lang w:val="en-US" w:eastAsia="zh-CN"/>
         </w:rPr>
       </w:pPr>
-      <w:bookmarkStart w:id="1" w:name="_GoBack"/>
-      <w:bookmarkEnd w:id="1"/>
     </w:p>
     <w:p>
       <w:pPr>
@@ -618,6 +616,8 @@
           <w:sz w:val="24"/>
         </w:rPr>
       </w:pPr>
+      <w:bookmarkStart w:id="1" w:name="_GoBack"/>
+      <w:bookmarkEnd w:id="1"/>
     </w:p>
     <w:tbl>
       <w:tblPr>
@@ -987,58 +987,55 @@
     <w:pPr>
       <w:pStyle w:val="3"/>
     </w:pPr>
-    <w:ins w:id="0" w:author="Lawyer" w:date="2026-02-23T15:04:56Z">
-      <w:r>
-        <w:rPr/>
-        <w:drawing>
-          <wp:inline distT="0" distB="0" distL="0" distR="0">
-            <wp:extent cx="6120130" cy="515620"/>
-            <wp:effectExtent l="0" t="0" r="1270" b="17780"/>
-            <wp:docPr id="5" name="图片 5"/>
-            <wp:cNvGraphicFramePr>
-              <a:graphicFrameLocks xmlns:a="http://schemas.openxmlformats.org/drawingml/2006/main" noChangeAspect="1"/>
-            </wp:cNvGraphicFramePr>
-            <a:graphic xmlns:a="http://schemas.openxmlformats.org/drawingml/2006/main">
-              <a:graphicData uri="http://schemas.openxmlformats.org/drawingml/2006/picture">
-                <pic:pic xmlns:pic="http://schemas.openxmlformats.org/drawingml/2006/picture">
-                  <pic:nvPicPr>
-                    <pic:cNvPr id="5" name="图片 5"/>
-                    <pic:cNvPicPr>
-                      <a:picLocks noChangeAspect="1"/>
-                    </pic:cNvPicPr>
-                  </pic:nvPicPr>
-                  <pic:blipFill>
-                    <a:blip r:embed="rId1">
-                      <a:extLst>
-                        <a:ext uri="{28A0092B-C50C-407E-A947-70E740481C1C}">
-                          <a14:useLocalDpi xmlns:a14="http://schemas.microsoft.com/office/drawing/2010/main" val="0"/>
-                        </a:ext>
-                      </a:extLst>
-                    </a:blip>
-                    <a:srcRect t="1749" b="1749"/>
-                    <a:stretch>
-                      <a:fillRect/>
-                    </a:stretch>
-                  </pic:blipFill>
-                  <pic:spPr>
-                    <a:xfrm>
-                      <a:off x="0" y="0"/>
-                      <a:ext cx="6120130" cy="515620"/>
-                    </a:xfrm>
-                    <a:prstGeom prst="rect">
-                      <a:avLst/>
-                    </a:prstGeom>
-                    <a:ln>
-                      <a:noFill/>
-                    </a:ln>
-                  </pic:spPr>
-                </pic:pic>
-              </a:graphicData>
-            </a:graphic>
-          </wp:inline>
-        </w:drawing>
-      </w:r>
-    </w:ins>
+    <w:r>
+      <w:drawing>
+        <wp:inline distT="0" distB="0" distL="0" distR="0">
+          <wp:extent cx="6120130" cy="515620"/>
+          <wp:effectExtent l="0" t="0" r="1270" b="17780"/>
+          <wp:docPr id="5" name="图片 5"/>
+          <wp:cNvGraphicFramePr>
+            <a:graphicFrameLocks xmlns:a="http://schemas.openxmlformats.org/drawingml/2006/main" noChangeAspect="1"/>
+          </wp:cNvGraphicFramePr>
+          <a:graphic xmlns:a="http://schemas.openxmlformats.org/drawingml/2006/main">
+            <a:graphicData uri="http://schemas.openxmlformats.org/drawingml/2006/picture">
+              <pic:pic xmlns:pic="http://schemas.openxmlformats.org/drawingml/2006/picture">
+                <pic:nvPicPr>
+                  <pic:cNvPr id="5" name="图片 5"/>
+                  <pic:cNvPicPr>
+                    <a:picLocks noChangeAspect="1"/>
+                  </pic:cNvPicPr>
+                </pic:nvPicPr>
+                <pic:blipFill>
+                  <a:blip r:embed="rId1">
+                    <a:extLst>
+                      <a:ext uri="{28A0092B-C50C-407E-A947-70E740481C1C}">
+                        <a14:useLocalDpi xmlns:a14="http://schemas.microsoft.com/office/drawing/2010/main" val="0"/>
+                      </a:ext>
+                    </a:extLst>
+                  </a:blip>
+                  <a:srcRect t="1749" b="1749"/>
+                  <a:stretch>
+                    <a:fillRect/>
+                  </a:stretch>
+                </pic:blipFill>
+                <pic:spPr>
+                  <a:xfrm>
+                    <a:off x="0" y="0"/>
+                    <a:ext cx="6120130" cy="515620"/>
+                  </a:xfrm>
+                  <a:prstGeom prst="rect">
+                    <a:avLst/>
+                  </a:prstGeom>
+                  <a:ln>
+                    <a:noFill/>
+                  </a:ln>
+                </pic:spPr>
+              </pic:pic>
+            </a:graphicData>
+          </a:graphic>
+        </wp:inline>
+      </w:drawing>
+    </w:r>
   </w:p>
 </w:hdr>
 </file>
@@ -1171,14 +1168,6 @@
     <w:abstractNumId w:val="0"/>
   </w:num>
 </w:numbering>
-</file>
-
-<file path=word/people.xml><?xml version="1.0" encoding="utf-8"?>
-<w15:people xmlns:wpc="http://schemas.microsoft.com/office/word/2010/wordprocessingCanvas" xmlns:mc="http://schemas.openxmlformats.org/markup-compatibility/2006" xmlns:o="urn:schemas-microsoft-com:office:office" xmlns:r="http://schemas.openxmlformats.org/officeDocument/2006/relationships" xmlns:m="http://schemas.openxmlformats.org/officeDocument/2006/math" xmlns:v="urn:schemas-microsoft-com:vml" xmlns:wp14="http://schemas.microsoft.com/office/word/2010/wordprocessingDrawing" xmlns:wp="http://schemas.openxmlformats.org/drawingml/2006/wordprocessingDrawing" xmlns:w="http://schemas.openxmlformats.org/wordprocessingml/2006/main" xmlns:w14="http://schemas.microsoft.com/office/word/2010/wordml" xmlns:w15="http://schemas.microsoft.com/office/word/2012/wordml" xmlns:w10="urn:schemas-microsoft-com:office:word" xmlns:wpg="http://schemas.microsoft.com/office/word/2010/wordprocessingGroup" xmlns:wpi="http://schemas.microsoft.com/office/word/2010/wordprocessingInk" xmlns:wne="http://schemas.microsoft.com/office/word/2006/wordml" xmlns:wps="http://schemas.microsoft.com/office/word/2010/wordprocessingShape" xmlns:wpsCustomData="http://www.wps.cn/officeDocument/2013/wpsCustomData" mc:Ignorable="w14 w15 wp14">
-  <w15:person w15:author="Lawyer">
-    <w15:presenceInfo w15:providerId="None" w15:userId="Lawyer"/>
-  </w15:person>
-</w15:people>
 </file>
 
 <file path=word/styles.xml><?xml version="1.0" encoding="utf-8"?>

--- a/backend/apps/documents/docx_templates/1-合同模板/补充协议.docx
+++ b/backend/apps/documents/docx_templates/1-合同模板/补充协议.docx
@@ -65,7 +65,7 @@
           <w:i w:val="0"/>
           <w:szCs w:val="21"/>
         </w:rPr>
-        <w:t>金诚同达广诉字</w:t>
+        <w:t>广诉字</w:t>
       </w:r>
       <w:r>
         <w:rPr>
@@ -178,7 +178,7 @@
           <w:b/>
           <w:sz w:val="24"/>
         </w:rPr>
-        <w:t>乙方：北京金诚同达（广州）律师事务所</w:t>
+        <w:t>乙方：北京（广州）律师事务所</w:t>
       </w:r>
     </w:p>
     <w:p>
@@ -198,7 +198,7 @@
           <w:b/>
           <w:sz w:val="24"/>
         </w:rPr>
-        <w:t>地址：广州市天河区冼村路5号凯华国际中心42层</w:t>
+        <w:t>地址：</w:t>
       </w:r>
     </w:p>
     <w:p>
@@ -218,8 +218,10 @@
           <w:b/>
           <w:sz w:val="24"/>
         </w:rPr>
-        <w:t>电话：020-38565666</w:t>
-      </w:r>
+        <w:t>电话：</w:t>
+      </w:r>
+      <w:bookmarkStart w:id="1" w:name="_GoBack"/>
+      <w:bookmarkEnd w:id="1"/>
     </w:p>
     <w:p>
       <w:pPr>
@@ -253,7 +255,7 @@
           <w:sz w:val="24"/>
           <w:lang w:val="en-US" w:eastAsia="zh-CN"/>
         </w:rPr>
-        <w:t>鉴于甲乙双方于【】年【】月【】日签订了《【】专项代理合同》[金诚同达广诉字（2026）第【】号，以下简称“原合同”]，现双方经协商一致，就原合同内容进行补充，特订立本补充协议。</w:t>
+        <w:t>鉴于甲乙双方于【】年【】月【】日签订了《【】专项代理合同》[广诉字（2026）第【】号，以下简称“原合同”]，现双方经协商一致，就原合同内容进行补充，特订立本补充协议。</w:t>
       </w:r>
     </w:p>
     <w:p>
@@ -616,8 +618,6 @@
           <w:sz w:val="24"/>
         </w:rPr>
       </w:pPr>
-      <w:bookmarkStart w:id="1" w:name="_GoBack"/>
-      <w:bookmarkEnd w:id="1"/>
     </w:p>
     <w:tbl>
       <w:tblPr>
@@ -756,7 +756,7 @@
                 <w:sz w:val="24"/>
                 <w:vertAlign w:val="baseline"/>
               </w:rPr>
-              <w:t>：北京金诚同达（广州）律师事务所</w:t>
+              <w:t>：北京（广州）律师事务所</w:t>
             </w:r>
           </w:p>
           <w:p>
@@ -987,55 +987,6 @@
     <w:pPr>
       <w:pStyle w:val="3"/>
     </w:pPr>
-    <w:r>
-      <w:drawing>
-        <wp:inline distT="0" distB="0" distL="0" distR="0">
-          <wp:extent cx="6120130" cy="515620"/>
-          <wp:effectExtent l="0" t="0" r="1270" b="17780"/>
-          <wp:docPr id="5" name="图片 5"/>
-          <wp:cNvGraphicFramePr>
-            <a:graphicFrameLocks xmlns:a="http://schemas.openxmlformats.org/drawingml/2006/main" noChangeAspect="1"/>
-          </wp:cNvGraphicFramePr>
-          <a:graphic xmlns:a="http://schemas.openxmlformats.org/drawingml/2006/main">
-            <a:graphicData uri="http://schemas.openxmlformats.org/drawingml/2006/picture">
-              <pic:pic xmlns:pic="http://schemas.openxmlformats.org/drawingml/2006/picture">
-                <pic:nvPicPr>
-                  <pic:cNvPr id="5" name="图片 5"/>
-                  <pic:cNvPicPr>
-                    <a:picLocks noChangeAspect="1"/>
-                  </pic:cNvPicPr>
-                </pic:nvPicPr>
-                <pic:blipFill>
-                  <a:blip r:embed="rId1">
-                    <a:extLst>
-                      <a:ext uri="{28A0092B-C50C-407E-A947-70E740481C1C}">
-                        <a14:useLocalDpi xmlns:a14="http://schemas.microsoft.com/office/drawing/2010/main" val="0"/>
-                      </a:ext>
-                    </a:extLst>
-                  </a:blip>
-                  <a:srcRect t="1749" b="1749"/>
-                  <a:stretch>
-                    <a:fillRect/>
-                  </a:stretch>
-                </pic:blipFill>
-                <pic:spPr>
-                  <a:xfrm>
-                    <a:off x="0" y="0"/>
-                    <a:ext cx="6120130" cy="515620"/>
-                  </a:xfrm>
-                  <a:prstGeom prst="rect">
-                    <a:avLst/>
-                  </a:prstGeom>
-                  <a:ln>
-                    <a:noFill/>
-                  </a:ln>
-                </pic:spPr>
-              </pic:pic>
-            </a:graphicData>
-          </a:graphic>
-        </wp:inline>
-      </w:drawing>
-    </w:r>
   </w:p>
 </w:hdr>
 </file>
